--- a/knowledge/legal-design/samples/obrazets_dogovor.docx
+++ b/knowledge/legal-design/samples/obrazets_dogovor.docx
@@ -9,7 +9,7 @@
       </w:pPr>
       <w:r>
         <w:rPr>
-          <w:rFonts w:ascii="Arial" w:hAnsi="Arial"/>
+          <w:rFonts w:ascii="Golos Text" w:hAnsi="Golos Text"/>
           <w:b/>
           <w:sz w:val="28"/>
         </w:rPr>
@@ -23,7 +23,7 @@
       </w:pPr>
       <w:r>
         <w:rPr>
-          <w:rFonts w:ascii="Arial" w:hAnsi="Arial"/>
+          <w:rFonts w:ascii="Golos Text" w:hAnsi="Golos Text"/>
           <w:b/>
           <w:sz w:val="26"/>
         </w:rPr>
@@ -37,7 +37,7 @@
       </w:pPr>
       <w:r>
         <w:rPr>
-          <w:rFonts w:ascii="Arial" w:hAnsi="Arial"/>
+          <w:rFonts w:ascii="Golos Text" w:hAnsi="Golos Text"/>
           <w:b/>
           <w:sz w:val="24"/>
         </w:rPr>
@@ -75,7 +75,7 @@
             </w:pPr>
             <w:r>
               <w:rPr>
-                <w:rFonts w:ascii="Arial" w:hAnsi="Arial"/>
+                <w:rFonts w:ascii="PT Serif" w:hAnsi="PT Serif"/>
                 <w:b/>
                 <w:sz w:val="24"/>
               </w:rPr>
@@ -83,7 +83,7 @@
             </w:r>
             <w:r>
               <w:rPr>
-                <w:rFonts w:ascii="Arial" w:hAnsi="Arial"/>
+                <w:rFonts w:ascii="PT Serif" w:hAnsi="PT Serif"/>
                 <w:b w:val="0"/>
                 <w:sz w:val="24"/>
               </w:rPr>
@@ -98,7 +98,7 @@
             </w:pPr>
             <w:r>
               <w:rPr>
-                <w:rFonts w:ascii="Arial" w:hAnsi="Arial"/>
+                <w:rFonts w:ascii="PT Serif" w:hAnsi="PT Serif"/>
                 <w:b/>
                 <w:sz w:val="24"/>
               </w:rPr>
@@ -106,7 +106,7 @@
             </w:r>
             <w:r>
               <w:rPr>
-                <w:rFonts w:ascii="Arial" w:hAnsi="Arial"/>
+                <w:rFonts w:ascii="PT Serif" w:hAnsi="PT Serif"/>
                 <w:b w:val="0"/>
                 <w:sz w:val="24"/>
               </w:rPr>
@@ -121,7 +121,7 @@
             </w:pPr>
             <w:r>
               <w:rPr>
-                <w:rFonts w:ascii="Arial" w:hAnsi="Arial"/>
+                <w:rFonts w:ascii="PT Serif" w:hAnsi="PT Serif"/>
                 <w:b/>
                 <w:sz w:val="24"/>
               </w:rPr>
@@ -129,7 +129,7 @@
             </w:r>
             <w:r>
               <w:rPr>
-                <w:rFonts w:ascii="Arial" w:hAnsi="Arial"/>
+                <w:rFonts w:ascii="PT Serif" w:hAnsi="PT Serif"/>
                 <w:b w:val="0"/>
                 <w:sz w:val="24"/>
               </w:rPr>
@@ -144,7 +144,7 @@
             </w:pPr>
             <w:r>
               <w:rPr>
-                <w:rFonts w:ascii="Arial" w:hAnsi="Arial"/>
+                <w:rFonts w:ascii="PT Serif" w:hAnsi="PT Serif"/>
                 <w:b/>
                 <w:sz w:val="24"/>
               </w:rPr>
@@ -152,7 +152,7 @@
             </w:r>
             <w:r>
               <w:rPr>
-                <w:rFonts w:ascii="Arial" w:hAnsi="Arial"/>
+                <w:rFonts w:ascii="PT Serif" w:hAnsi="PT Serif"/>
                 <w:b w:val="0"/>
                 <w:sz w:val="24"/>
               </w:rPr>
@@ -167,7 +167,7 @@
             </w:pPr>
             <w:r>
               <w:rPr>
-                <w:rFonts w:ascii="Arial" w:hAnsi="Arial"/>
+                <w:rFonts w:ascii="PT Serif" w:hAnsi="PT Serif"/>
                 <w:b/>
                 <w:sz w:val="24"/>
               </w:rPr>
@@ -175,7 +175,7 @@
             </w:r>
             <w:r>
               <w:rPr>
-                <w:rFonts w:ascii="Arial" w:hAnsi="Arial"/>
+                <w:rFonts w:ascii="PT Serif" w:hAnsi="PT Serif"/>
                 <w:b w:val="0"/>
                 <w:sz w:val="24"/>
               </w:rPr>
@@ -193,7 +193,7 @@
       </w:pPr>
       <w:r>
         <w:rPr>
-          <w:rFonts w:ascii="Arial" w:hAnsi="Arial"/>
+          <w:rFonts w:ascii="PT Serif" w:hAnsi="PT Serif"/>
           <w:b/>
           <w:sz w:val="24"/>
         </w:rPr>
@@ -201,7 +201,7 @@
       </w:r>
       <w:r>
         <w:rPr>
-          <w:rFonts w:ascii="Arial" w:hAnsi="Arial"/>
+          <w:rFonts w:ascii="PT Serif" w:hAnsi="PT Serif"/>
           <w:b w:val="0"/>
           <w:sz w:val="24"/>
         </w:rPr>
@@ -215,7 +215,7 @@
       </w:pPr>
       <w:r>
         <w:rPr>
-          <w:rFonts w:ascii="Arial" w:hAnsi="Arial"/>
+          <w:rFonts w:ascii="Golos Text" w:hAnsi="Golos Text"/>
           <w:b/>
           <w:sz w:val="24"/>
         </w:rPr>
@@ -231,7 +231,7 @@
       <w:hyperlink w:anchor="D1">
         <w:r>
           <w:rPr>
-            <w:rFonts w:ascii="Arial" w:hAnsi="Arial" w:cs="Arial"/>
+            <w:rFonts w:ascii="PT Serif" w:hAnsi="PT Serif" w:cs="PT Serif"/>
             <w:color w:val="000000"/>
             <w:sz w:val="24"/>
             <w:u w:val="none"/>
@@ -249,7 +249,7 @@
       <w:hyperlink w:anchor="D2">
         <w:r>
           <w:rPr>
-            <w:rFonts w:ascii="Arial" w:hAnsi="Arial" w:cs="Arial"/>
+            <w:rFonts w:ascii="PT Serif" w:hAnsi="PT Serif" w:cs="PT Serif"/>
             <w:color w:val="000000"/>
             <w:sz w:val="24"/>
             <w:u w:val="none"/>
@@ -267,7 +267,7 @@
       <w:hyperlink w:anchor="D3">
         <w:r>
           <w:rPr>
-            <w:rFonts w:ascii="Arial" w:hAnsi="Arial" w:cs="Arial"/>
+            <w:rFonts w:ascii="PT Serif" w:hAnsi="PT Serif" w:cs="PT Serif"/>
             <w:color w:val="000000"/>
             <w:sz w:val="24"/>
             <w:u w:val="none"/>
@@ -285,7 +285,7 @@
       <w:hyperlink w:anchor="D4">
         <w:r>
           <w:rPr>
-            <w:rFonts w:ascii="Arial" w:hAnsi="Arial" w:cs="Arial"/>
+            <w:rFonts w:ascii="PT Serif" w:hAnsi="PT Serif" w:cs="PT Serif"/>
             <w:color w:val="000000"/>
             <w:sz w:val="24"/>
             <w:u w:val="none"/>
@@ -303,7 +303,7 @@
       <w:hyperlink w:anchor="D5">
         <w:r>
           <w:rPr>
-            <w:rFonts w:ascii="Arial" w:hAnsi="Arial" w:cs="Arial"/>
+            <w:rFonts w:ascii="PT Serif" w:hAnsi="PT Serif" w:cs="PT Serif"/>
             <w:color w:val="000000"/>
             <w:sz w:val="24"/>
             <w:u w:val="none"/>
@@ -321,7 +321,7 @@
       <w:hyperlink w:anchor="D6">
         <w:r>
           <w:rPr>
-            <w:rFonts w:ascii="Arial" w:hAnsi="Arial" w:cs="Arial"/>
+            <w:rFonts w:ascii="PT Serif" w:hAnsi="PT Serif" w:cs="PT Serif"/>
             <w:color w:val="000000"/>
             <w:sz w:val="24"/>
             <w:u w:val="none"/>
@@ -338,7 +338,7 @@
       </w:pPr>
       <w:r>
         <w:rPr>
-          <w:rFonts w:ascii="Arial" w:hAnsi="Arial"/>
+          <w:rFonts w:ascii="Golos Text" w:hAnsi="Golos Text"/>
           <w:b/>
           <w:sz w:val="24"/>
         </w:rPr>
@@ -386,7 +386,7 @@
             </w:pPr>
             <w:r>
               <w:rPr>
-                <w:rFonts w:ascii="Arial" w:hAnsi="Arial"/>
+                <w:rFonts w:ascii="Golos Text" w:hAnsi="Golos Text"/>
                 <w:b/>
                 <w:sz w:val="22"/>
               </w:rPr>
@@ -407,7 +407,7 @@
             </w:pPr>
             <w:r>
               <w:rPr>
-                <w:rFonts w:ascii="Arial" w:hAnsi="Arial"/>
+                <w:rFonts w:ascii="Golos Text" w:hAnsi="Golos Text"/>
                 <w:b/>
                 <w:sz w:val="22"/>
               </w:rPr>
@@ -428,7 +428,7 @@
             </w:pPr>
             <w:r>
               <w:rPr>
-                <w:rFonts w:ascii="Arial" w:hAnsi="Arial"/>
+                <w:rFonts w:ascii="Golos Text" w:hAnsi="Golos Text"/>
                 <w:b/>
                 <w:sz w:val="22"/>
               </w:rPr>
@@ -449,7 +449,7 @@
             </w:pPr>
             <w:r>
               <w:rPr>
-                <w:rFonts w:ascii="Arial" w:hAnsi="Arial"/>
+                <w:rFonts w:ascii="Golos Text" w:hAnsi="Golos Text"/>
                 <w:b/>
                 <w:sz w:val="22"/>
               </w:rPr>
@@ -471,7 +471,7 @@
             </w:pPr>
             <w:r>
               <w:rPr>
-                <w:rFonts w:ascii="Arial" w:hAnsi="Arial"/>
+                <w:rFonts w:ascii="PT Serif" w:hAnsi="PT Serif"/>
                 <w:b w:val="0"/>
                 <w:sz w:val="22"/>
               </w:rPr>
@@ -491,7 +491,7 @@
             </w:pPr>
             <w:r>
               <w:rPr>
-                <w:rFonts w:ascii="Arial" w:hAnsi="Arial"/>
+                <w:rFonts w:ascii="PT Serif" w:hAnsi="PT Serif"/>
                 <w:b w:val="0"/>
                 <w:sz w:val="22"/>
               </w:rPr>
@@ -511,7 +511,7 @@
             </w:pPr>
             <w:r>
               <w:rPr>
-                <w:rFonts w:ascii="Arial" w:hAnsi="Arial"/>
+                <w:rFonts w:ascii="PT Serif" w:hAnsi="PT Serif"/>
                 <w:b w:val="0"/>
                 <w:sz w:val="22"/>
               </w:rPr>
@@ -531,7 +531,7 @@
             </w:pPr>
             <w:r>
               <w:rPr>
-                <w:rFonts w:ascii="Arial" w:hAnsi="Arial"/>
+                <w:rFonts w:ascii="PT Serif" w:hAnsi="PT Serif"/>
                 <w:b w:val="0"/>
                 <w:sz w:val="22"/>
               </w:rPr>
@@ -553,7 +553,7 @@
             </w:pPr>
             <w:r>
               <w:rPr>
-                <w:rFonts w:ascii="Arial" w:hAnsi="Arial"/>
+                <w:rFonts w:ascii="PT Serif" w:hAnsi="PT Serif"/>
                 <w:b w:val="0"/>
                 <w:sz w:val="22"/>
               </w:rPr>
@@ -573,7 +573,7 @@
             </w:pPr>
             <w:r>
               <w:rPr>
-                <w:rFonts w:ascii="Arial" w:hAnsi="Arial"/>
+                <w:rFonts w:ascii="PT Serif" w:hAnsi="PT Serif"/>
                 <w:b w:val="0"/>
                 <w:sz w:val="22"/>
               </w:rPr>
@@ -593,7 +593,7 @@
             </w:pPr>
             <w:r>
               <w:rPr>
-                <w:rFonts w:ascii="Arial" w:hAnsi="Arial"/>
+                <w:rFonts w:ascii="PT Serif" w:hAnsi="PT Serif"/>
                 <w:b w:val="0"/>
                 <w:sz w:val="22"/>
               </w:rPr>
@@ -613,7 +613,7 @@
             </w:pPr>
             <w:r>
               <w:rPr>
-                <w:rFonts w:ascii="Arial" w:hAnsi="Arial"/>
+                <w:rFonts w:ascii="PT Serif" w:hAnsi="PT Serif"/>
                 <w:b w:val="0"/>
                 <w:sz w:val="22"/>
               </w:rPr>
@@ -635,7 +635,7 @@
             </w:pPr>
             <w:r>
               <w:rPr>
-                <w:rFonts w:ascii="Arial" w:hAnsi="Arial"/>
+                <w:rFonts w:ascii="PT Serif" w:hAnsi="PT Serif"/>
                 <w:b w:val="0"/>
                 <w:sz w:val="22"/>
               </w:rPr>
@@ -655,7 +655,7 @@
             </w:pPr>
             <w:r>
               <w:rPr>
-                <w:rFonts w:ascii="Arial" w:hAnsi="Arial"/>
+                <w:rFonts w:ascii="PT Serif" w:hAnsi="PT Serif"/>
                 <w:b w:val="0"/>
                 <w:sz w:val="22"/>
               </w:rPr>
@@ -675,7 +675,7 @@
             </w:pPr>
             <w:r>
               <w:rPr>
-                <w:rFonts w:ascii="Arial" w:hAnsi="Arial"/>
+                <w:rFonts w:ascii="PT Serif" w:hAnsi="PT Serif"/>
                 <w:b w:val="0"/>
                 <w:sz w:val="22"/>
               </w:rPr>
@@ -695,7 +695,7 @@
             </w:pPr>
             <w:r>
               <w:rPr>
-                <w:rFonts w:ascii="Arial" w:hAnsi="Arial"/>
+                <w:rFonts w:ascii="PT Serif" w:hAnsi="PT Serif"/>
                 <w:b w:val="0"/>
                 <w:sz w:val="22"/>
               </w:rPr>
@@ -717,7 +717,7 @@
             </w:pPr>
             <w:r>
               <w:rPr>
-                <w:rFonts w:ascii="Arial" w:hAnsi="Arial"/>
+                <w:rFonts w:ascii="PT Serif" w:hAnsi="PT Serif"/>
                 <w:b w:val="0"/>
                 <w:sz w:val="22"/>
               </w:rPr>
@@ -737,7 +737,7 @@
             </w:pPr>
             <w:r>
               <w:rPr>
-                <w:rFonts w:ascii="Arial" w:hAnsi="Arial"/>
+                <w:rFonts w:ascii="PT Serif" w:hAnsi="PT Serif"/>
                 <w:b w:val="0"/>
                 <w:sz w:val="22"/>
               </w:rPr>
@@ -757,7 +757,7 @@
             </w:pPr>
             <w:r>
               <w:rPr>
-                <w:rFonts w:ascii="Arial" w:hAnsi="Arial"/>
+                <w:rFonts w:ascii="PT Serif" w:hAnsi="PT Serif"/>
                 <w:b w:val="0"/>
                 <w:sz w:val="22"/>
               </w:rPr>
@@ -777,7 +777,7 @@
             </w:pPr>
             <w:r>
               <w:rPr>
-                <w:rFonts w:ascii="Arial" w:hAnsi="Arial"/>
+                <w:rFonts w:ascii="PT Serif" w:hAnsi="PT Serif"/>
                 <w:b w:val="0"/>
                 <w:sz w:val="22"/>
               </w:rPr>
@@ -799,7 +799,7 @@
             </w:pPr>
             <w:r>
               <w:rPr>
-                <w:rFonts w:ascii="Arial" w:hAnsi="Arial"/>
+                <w:rFonts w:ascii="PT Serif" w:hAnsi="PT Serif"/>
                 <w:b w:val="0"/>
                 <w:sz w:val="22"/>
               </w:rPr>
@@ -819,7 +819,7 @@
             </w:pPr>
             <w:r>
               <w:rPr>
-                <w:rFonts w:ascii="Arial" w:hAnsi="Arial"/>
+                <w:rFonts w:ascii="PT Serif" w:hAnsi="PT Serif"/>
                 <w:b w:val="0"/>
                 <w:sz w:val="22"/>
               </w:rPr>
@@ -839,7 +839,7 @@
             </w:pPr>
             <w:r>
               <w:rPr>
-                <w:rFonts w:ascii="Arial" w:hAnsi="Arial"/>
+                <w:rFonts w:ascii="PT Serif" w:hAnsi="PT Serif"/>
                 <w:b w:val="0"/>
                 <w:sz w:val="22"/>
               </w:rPr>
@@ -859,7 +859,7 @@
             </w:pPr>
             <w:r>
               <w:rPr>
-                <w:rFonts w:ascii="Arial" w:hAnsi="Arial"/>
+                <w:rFonts w:ascii="PT Serif" w:hAnsi="PT Serif"/>
                 <w:b w:val="0"/>
                 <w:sz w:val="22"/>
               </w:rPr>
@@ -876,9 +876,6 @@
         <w:jc w:val="center"/>
       </w:pPr>
       <w:r>
-        <w:rPr>
-          <w:rFonts w:ascii="Arial" w:hAnsi="Arial"/>
-        </w:rPr>
         <w:drawing>
           <wp:inline xmlns:a="http://schemas.openxmlformats.org/drawingml/2006/main" xmlns:pic="http://schemas.openxmlformats.org/drawingml/2006/picture">
             <wp:extent cx="5760000" cy="1834755"/>
@@ -920,7 +917,7 @@
       </w:pPr>
       <w:r>
         <w:rPr>
-          <w:rFonts w:ascii="Arial" w:hAnsi="Arial"/>
+          <w:rFonts w:ascii="PT Serif" w:hAnsi="PT Serif"/>
           <w:b w:val="0"/>
           <w:sz w:val="22"/>
         </w:rPr>
@@ -935,7 +932,7 @@
       </w:pPr>
       <w:r>
         <w:rPr>
-          <w:rFonts w:ascii="Arial" w:hAnsi="Arial"/>
+          <w:rFonts w:ascii="Golos Text" w:hAnsi="Golos Text"/>
           <w:b/>
           <w:sz w:val="24"/>
         </w:rPr>
@@ -951,7 +948,7 @@
       </w:pPr>
       <w:r>
         <w:rPr>
-          <w:rFonts w:ascii="Arial" w:hAnsi="Arial"/>
+          <w:rFonts w:ascii="PT Serif" w:hAnsi="PT Serif"/>
           <w:b/>
           <w:sz w:val="24"/>
         </w:rPr>
@@ -959,7 +956,7 @@
       </w:r>
       <w:r>
         <w:rPr>
-          <w:rFonts w:ascii="Arial" w:hAnsi="Arial"/>
+          <w:rFonts w:ascii="PT Serif" w:hAnsi="PT Serif"/>
           <w:b w:val="0"/>
           <w:sz w:val="24"/>
         </w:rPr>
@@ -974,7 +971,7 @@
       </w:pPr>
       <w:r>
         <w:rPr>
-          <w:rFonts w:ascii="Arial" w:hAnsi="Arial"/>
+          <w:rFonts w:ascii="PT Serif" w:hAnsi="PT Serif"/>
           <w:b/>
           <w:sz w:val="24"/>
         </w:rPr>
@@ -982,7 +979,7 @@
       </w:r>
       <w:r>
         <w:rPr>
-          <w:rFonts w:ascii="Arial" w:hAnsi="Arial"/>
+          <w:rFonts w:ascii="PT Serif" w:hAnsi="PT Serif"/>
           <w:b w:val="0"/>
           <w:sz w:val="24"/>
         </w:rPr>
@@ -997,7 +994,7 @@
       </w:pPr>
       <w:r>
         <w:rPr>
-          <w:rFonts w:ascii="Arial" w:hAnsi="Arial"/>
+          <w:rFonts w:ascii="Golos Text" w:hAnsi="Golos Text"/>
           <w:b/>
           <w:sz w:val="24"/>
         </w:rPr>
@@ -1013,7 +1010,7 @@
       </w:pPr>
       <w:r>
         <w:rPr>
-          <w:rFonts w:ascii="Arial" w:hAnsi="Arial"/>
+          <w:rFonts w:ascii="PT Serif" w:hAnsi="PT Serif"/>
           <w:b/>
           <w:sz w:val="24"/>
         </w:rPr>
@@ -1021,7 +1018,7 @@
       </w:r>
       <w:r>
         <w:rPr>
-          <w:rFonts w:ascii="Arial" w:hAnsi="Arial"/>
+          <w:rFonts w:ascii="PT Serif" w:hAnsi="PT Serif"/>
           <w:b w:val="0"/>
           <w:sz w:val="24"/>
         </w:rPr>
@@ -1029,7 +1026,7 @@
       </w:r>
       <w:r>
         <w:rPr>
-          <w:rFonts w:ascii="Arial" w:hAnsi="Arial"/>
+          <w:rFonts w:ascii="PT Serif" w:hAnsi="PT Serif"/>
           <w:b/>
           <w:sz w:val="24"/>
         </w:rPr>
@@ -1037,7 +1034,7 @@
       </w:r>
       <w:r>
         <w:rPr>
-          <w:rFonts w:ascii="Arial" w:hAnsi="Arial"/>
+          <w:rFonts w:ascii="PT Serif" w:hAnsi="PT Serif"/>
           <w:b w:val="0"/>
           <w:sz w:val="24"/>
         </w:rPr>
@@ -1052,7 +1049,7 @@
       </w:pPr>
       <w:r>
         <w:rPr>
-          <w:rFonts w:ascii="Arial" w:hAnsi="Arial"/>
+          <w:rFonts w:ascii="PT Serif" w:hAnsi="PT Serif"/>
           <w:b/>
           <w:sz w:val="24"/>
         </w:rPr>
@@ -1060,7 +1057,7 @@
       </w:r>
       <w:r>
         <w:rPr>
-          <w:rFonts w:ascii="Arial" w:hAnsi="Arial"/>
+          <w:rFonts w:ascii="PT Serif" w:hAnsi="PT Serif"/>
           <w:b w:val="0"/>
           <w:sz w:val="24"/>
         </w:rPr>
@@ -1075,7 +1072,7 @@
       </w:pPr>
       <w:r>
         <w:rPr>
-          <w:rFonts w:ascii="Arial" w:hAnsi="Arial"/>
+          <w:rFonts w:ascii="PT Serif" w:hAnsi="PT Serif"/>
           <w:b/>
           <w:sz w:val="24"/>
         </w:rPr>
@@ -1083,7 +1080,7 @@
       </w:r>
       <w:r>
         <w:rPr>
-          <w:rFonts w:ascii="Arial" w:hAnsi="Arial"/>
+          <w:rFonts w:ascii="PT Serif" w:hAnsi="PT Serif"/>
           <w:b w:val="0"/>
           <w:sz w:val="24"/>
         </w:rPr>
@@ -1098,7 +1095,7 @@
       </w:pPr>
       <w:r>
         <w:rPr>
-          <w:rFonts w:ascii="Arial" w:hAnsi="Arial"/>
+          <w:rFonts w:ascii="Golos Text" w:hAnsi="Golos Text"/>
           <w:b/>
           <w:sz w:val="24"/>
         </w:rPr>
@@ -1114,7 +1111,7 @@
       </w:pPr>
       <w:r>
         <w:rPr>
-          <w:rFonts w:ascii="Arial" w:hAnsi="Arial"/>
+          <w:rFonts w:ascii="PT Serif" w:hAnsi="PT Serif"/>
           <w:b/>
           <w:sz w:val="24"/>
         </w:rPr>
@@ -1122,7 +1119,7 @@
       </w:r>
       <w:r>
         <w:rPr>
-          <w:rFonts w:ascii="Arial" w:hAnsi="Arial"/>
+          <w:rFonts w:ascii="PT Serif" w:hAnsi="PT Serif"/>
           <w:b w:val="0"/>
           <w:sz w:val="24"/>
         </w:rPr>
@@ -1137,7 +1134,7 @@
       </w:pPr>
       <w:r>
         <w:rPr>
-          <w:rFonts w:ascii="Arial" w:hAnsi="Arial"/>
+          <w:rFonts w:ascii="PT Serif" w:hAnsi="PT Serif"/>
           <w:b/>
           <w:sz w:val="24"/>
         </w:rPr>
@@ -1145,7 +1142,7 @@
       </w:r>
       <w:r>
         <w:rPr>
-          <w:rFonts w:ascii="Arial" w:hAnsi="Arial"/>
+          <w:rFonts w:ascii="PT Serif" w:hAnsi="PT Serif"/>
           <w:b w:val="0"/>
           <w:sz w:val="24"/>
         </w:rPr>
@@ -1160,7 +1157,7 @@
       </w:pPr>
       <w:r>
         <w:rPr>
-          <w:rFonts w:ascii="Arial" w:hAnsi="Arial"/>
+          <w:rFonts w:ascii="Golos Text" w:hAnsi="Golos Text"/>
           <w:b/>
           <w:sz w:val="24"/>
         </w:rPr>
@@ -1176,7 +1173,7 @@
       </w:pPr>
       <w:r>
         <w:rPr>
-          <w:rFonts w:ascii="Arial" w:hAnsi="Arial"/>
+          <w:rFonts w:ascii="PT Serif" w:hAnsi="PT Serif"/>
           <w:b/>
           <w:sz w:val="24"/>
         </w:rPr>
@@ -1184,7 +1181,7 @@
       </w:r>
       <w:r>
         <w:rPr>
-          <w:rFonts w:ascii="Arial" w:hAnsi="Arial"/>
+          <w:rFonts w:ascii="PT Serif" w:hAnsi="PT Serif"/>
           <w:b w:val="0"/>
           <w:sz w:val="24"/>
         </w:rPr>
@@ -1199,7 +1196,7 @@
       </w:pPr>
       <w:r>
         <w:rPr>
-          <w:rFonts w:ascii="Arial" w:hAnsi="Arial"/>
+          <w:rFonts w:ascii="PT Serif" w:hAnsi="PT Serif"/>
           <w:b w:val="0"/>
           <w:sz w:val="24"/>
         </w:rPr>
@@ -1215,7 +1212,7 @@
       </w:pPr>
       <w:r>
         <w:rPr>
-          <w:rFonts w:ascii="Arial" w:hAnsi="Arial"/>
+          <w:rFonts w:ascii="PT Serif" w:hAnsi="PT Serif"/>
           <w:b w:val="0"/>
           <w:sz w:val="24"/>
         </w:rPr>
@@ -1231,7 +1228,7 @@
       </w:pPr>
       <w:r>
         <w:rPr>
-          <w:rFonts w:ascii="Arial" w:hAnsi="Arial"/>
+          <w:rFonts w:ascii="PT Serif" w:hAnsi="PT Serif"/>
           <w:b w:val="0"/>
           <w:sz w:val="24"/>
         </w:rPr>
@@ -1247,7 +1244,7 @@
       </w:pPr>
       <w:r>
         <w:rPr>
-          <w:rFonts w:ascii="Arial" w:hAnsi="Arial"/>
+          <w:rFonts w:ascii="PT Serif" w:hAnsi="PT Serif"/>
           <w:b w:val="0"/>
           <w:sz w:val="24"/>
         </w:rPr>
@@ -1263,7 +1260,7 @@
       </w:pPr>
       <w:r>
         <w:rPr>
-          <w:rFonts w:ascii="Arial" w:hAnsi="Arial"/>
+          <w:rFonts w:ascii="PT Serif" w:hAnsi="PT Serif"/>
           <w:b w:val="0"/>
           <w:sz w:val="24"/>
         </w:rPr>
@@ -1279,7 +1276,7 @@
       </w:pPr>
       <w:r>
         <w:rPr>
-          <w:rFonts w:ascii="Arial" w:hAnsi="Arial"/>
+          <w:rFonts w:ascii="PT Serif" w:hAnsi="PT Serif"/>
           <w:b w:val="0"/>
           <w:sz w:val="24"/>
         </w:rPr>
@@ -1294,7 +1291,7 @@
       </w:pPr>
       <w:r>
         <w:rPr>
-          <w:rFonts w:ascii="Arial" w:hAnsi="Arial"/>
+          <w:rFonts w:ascii="PT Serif" w:hAnsi="PT Serif"/>
           <w:b w:val="0"/>
           <w:sz w:val="24"/>
         </w:rPr>
@@ -1309,7 +1306,7 @@
       </w:pPr>
       <w:r>
         <w:rPr>
-          <w:rFonts w:ascii="Arial" w:hAnsi="Arial"/>
+          <w:rFonts w:ascii="Golos Text" w:hAnsi="Golos Text"/>
           <w:b/>
           <w:sz w:val="24"/>
         </w:rPr>
@@ -1325,7 +1322,7 @@
       </w:pPr>
       <w:r>
         <w:rPr>
-          <w:rFonts w:ascii="Arial" w:hAnsi="Arial"/>
+          <w:rFonts w:ascii="PT Serif" w:hAnsi="PT Serif"/>
           <w:b/>
           <w:sz w:val="24"/>
         </w:rPr>
@@ -1333,7 +1330,7 @@
       </w:r>
       <w:r>
         <w:rPr>
-          <w:rFonts w:ascii="Arial" w:hAnsi="Arial"/>
+          <w:rFonts w:ascii="PT Serif" w:hAnsi="PT Serif"/>
           <w:b w:val="0"/>
           <w:sz w:val="24"/>
         </w:rPr>
@@ -1341,7 +1338,7 @@
       </w:r>
       <w:r>
         <w:rPr>
-          <w:rFonts w:ascii="Arial" w:hAnsi="Arial"/>
+          <w:rFonts w:ascii="PT Serif" w:hAnsi="PT Serif"/>
           <w:b/>
           <w:sz w:val="24"/>
         </w:rPr>
@@ -1349,7 +1346,7 @@
       </w:r>
       <w:r>
         <w:rPr>
-          <w:rFonts w:ascii="Arial" w:hAnsi="Arial"/>
+          <w:rFonts w:ascii="PT Serif" w:hAnsi="PT Serif"/>
           <w:b w:val="0"/>
           <w:sz w:val="24"/>
         </w:rPr>
@@ -1357,7 +1354,7 @@
       </w:r>
       <w:r>
         <w:rPr>
-          <w:rFonts w:ascii="Arial" w:hAnsi="Arial"/>
+          <w:rFonts w:ascii="PT Serif" w:hAnsi="PT Serif"/>
           <w:b/>
           <w:sz w:val="24"/>
         </w:rPr>
@@ -1365,7 +1362,7 @@
       </w:r>
       <w:r>
         <w:rPr>
-          <w:rFonts w:ascii="Arial" w:hAnsi="Arial"/>
+          <w:rFonts w:ascii="PT Serif" w:hAnsi="PT Serif"/>
           <w:b w:val="0"/>
           <w:sz w:val="24"/>
         </w:rPr>
@@ -1380,7 +1377,7 @@
       </w:pPr>
       <w:r>
         <w:rPr>
-          <w:rFonts w:ascii="Arial" w:hAnsi="Arial"/>
+          <w:rFonts w:ascii="PT Serif" w:hAnsi="PT Serif"/>
           <w:b/>
           <w:sz w:val="24"/>
         </w:rPr>
@@ -1388,7 +1385,7 @@
       </w:r>
       <w:r>
         <w:rPr>
-          <w:rFonts w:ascii="Arial" w:hAnsi="Arial"/>
+          <w:rFonts w:ascii="PT Serif" w:hAnsi="PT Serif"/>
           <w:b w:val="0"/>
           <w:sz w:val="24"/>
         </w:rPr>
@@ -1403,7 +1400,7 @@
       </w:pPr>
       <w:r>
         <w:rPr>
-          <w:rFonts w:ascii="Arial" w:hAnsi="Arial"/>
+          <w:rFonts w:ascii="Golos Text" w:hAnsi="Golos Text"/>
           <w:b/>
           <w:sz w:val="24"/>
         </w:rPr>
@@ -1419,7 +1416,7 @@
       </w:pPr>
       <w:r>
         <w:rPr>
-          <w:rFonts w:ascii="Arial" w:hAnsi="Arial"/>
+          <w:rFonts w:ascii="PT Serif" w:hAnsi="PT Serif"/>
           <w:b w:val="0"/>
           <w:sz w:val="24"/>
         </w:rPr>
@@ -1457,7 +1454,7 @@
             </w:pPr>
             <w:r>
               <w:rPr>
-                <w:rFonts w:ascii="Arial" w:hAnsi="Arial"/>
+                <w:rFonts w:ascii="PT Serif" w:hAnsi="PT Serif"/>
                 <w:b/>
                 <w:sz w:val="24"/>
               </w:rPr>
@@ -1465,7 +1462,7 @@
             </w:r>
             <w:r>
               <w:rPr>
-                <w:rFonts w:ascii="Arial" w:hAnsi="Arial"/>
+                <w:rFonts w:ascii="PT Serif" w:hAnsi="PT Serif"/>
                 <w:b w:val="0"/>
                 <w:sz w:val="24"/>
               </w:rPr>
@@ -1480,7 +1477,7 @@
             </w:pPr>
             <w:r>
               <w:rPr>
-                <w:rFonts w:ascii="Arial" w:hAnsi="Arial"/>
+                <w:rFonts w:ascii="PT Serif" w:hAnsi="PT Serif"/>
                 <w:b/>
                 <w:sz w:val="24"/>
               </w:rPr>
@@ -1488,7 +1485,7 @@
             </w:r>
             <w:r>
               <w:rPr>
-                <w:rFonts w:ascii="Arial" w:hAnsi="Arial"/>
+                <w:rFonts w:ascii="PT Serif" w:hAnsi="PT Serif"/>
                 <w:b w:val="0"/>
                 <w:sz w:val="24"/>
               </w:rPr>
@@ -1503,7 +1500,7 @@
             </w:pPr>
             <w:r>
               <w:rPr>
-                <w:rFonts w:ascii="Arial" w:hAnsi="Arial"/>
+                <w:rFonts w:ascii="PT Serif" w:hAnsi="PT Serif"/>
                 <w:b/>
                 <w:sz w:val="24"/>
               </w:rPr>
@@ -1511,7 +1508,7 @@
             </w:r>
             <w:r>
               <w:rPr>
-                <w:rFonts w:ascii="Arial" w:hAnsi="Arial"/>
+                <w:rFonts w:ascii="PT Serif" w:hAnsi="PT Serif"/>
                 <w:b w:val="0"/>
                 <w:sz w:val="24"/>
               </w:rPr>
@@ -1529,7 +1526,7 @@
       </w:pPr>
       <w:r>
         <w:rPr>
-          <w:rFonts w:ascii="Arial" w:hAnsi="Arial"/>
+          <w:rFonts w:ascii="Golos Text" w:hAnsi="Golos Text"/>
           <w:b/>
           <w:sz w:val="24"/>
         </w:rPr>
@@ -1573,7 +1570,7 @@
             </w:pPr>
             <w:r>
               <w:rPr>
-                <w:rFonts w:ascii="Arial" w:hAnsi="Arial"/>
+                <w:rFonts w:ascii="Golos Text" w:hAnsi="Golos Text"/>
                 <w:b/>
                 <w:sz w:val="22"/>
               </w:rPr>
@@ -1594,7 +1591,7 @@
             </w:pPr>
             <w:r>
               <w:rPr>
-                <w:rFonts w:ascii="Arial" w:hAnsi="Arial"/>
+                <w:rFonts w:ascii="Golos Text" w:hAnsi="Golos Text"/>
                 <w:b/>
                 <w:sz w:val="22"/>
               </w:rPr>
@@ -1616,7 +1613,7 @@
             </w:pPr>
             <w:r>
               <w:rPr>
-                <w:rFonts w:ascii="Arial" w:hAnsi="Arial"/>
+                <w:rFonts w:ascii="PT Serif" w:hAnsi="PT Serif"/>
                 <w:b w:val="0"/>
                 <w:sz w:val="22"/>
               </w:rPr>
@@ -1642,7 +1639,7 @@
             </w:pPr>
             <w:r>
               <w:rPr>
-                <w:rFonts w:ascii="Arial" w:hAnsi="Arial"/>
+                <w:rFonts w:ascii="PT Serif" w:hAnsi="PT Serif"/>
                 <w:b w:val="0"/>
                 <w:sz w:val="22"/>
               </w:rPr>
@@ -1670,7 +1667,7 @@
             </w:pPr>
             <w:r>
               <w:rPr>
-                <w:rFonts w:ascii="Arial" w:hAnsi="Arial"/>
+                <w:rFonts w:ascii="PT Serif" w:hAnsi="PT Serif"/>
                 <w:b w:val="0"/>
                 <w:sz w:val="22"/>
               </w:rPr>
@@ -1690,7 +1687,7 @@
             </w:pPr>
             <w:r>
               <w:rPr>
-                <w:rFonts w:ascii="Arial" w:hAnsi="Arial"/>
+                <w:rFonts w:ascii="PT Serif" w:hAnsi="PT Serif"/>
                 <w:b w:val="0"/>
                 <w:sz w:val="22"/>
               </w:rPr>
@@ -1728,7 +1725,7 @@
     </w:pPr>
     <w:r>
       <w:rPr>
-        <w:rFonts w:ascii="Times New Roman" w:hAnsi="Times New Roman"/>
+        <w:rFonts w:ascii="PT Serif" w:hAnsi="PT Serif"/>
         <w:b w:val="0"/>
         <w:sz w:val="18"/>
       </w:rPr>
@@ -1747,7 +1744,7 @@
     </w:pPr>
     <w:r>
       <w:rPr>
-        <w:rFonts w:ascii="Times New Roman" w:hAnsi="Times New Roman"/>
+        <w:rFonts w:ascii="Golos Text" w:hAnsi="Golos Text"/>
         <w:b w:val="0"/>
         <w:sz w:val="24"/>
       </w:rPr>
@@ -1755,7 +1752,7 @@
     <w:fldSimple w:instr=" PAGE ">
       <w:r>
         <w:rPr>
-          <w:rFonts w:ascii="Times New Roman" w:hAnsi="Times New Roman"/>
+          <w:rFonts w:ascii="Golos Text" w:hAnsi="Golos Text"/>
           <w:b w:val="0"/>
           <w:sz w:val="24"/>
         </w:rPr>

--- a/knowledge/legal-design/samples/obrazets_dogovor.docx
+++ b/knowledge/legal-design/samples/obrazets_dogovor.docx
@@ -9,8 +9,9 @@
       </w:pPr>
       <w:r>
         <w:rPr>
-          <w:rFonts w:ascii="Golos Text" w:hAnsi="Golos Text"/>
+          <w:rFonts w:ascii="Playfair Display" w:hAnsi="Playfair Display"/>
           <w:b/>
+          <w:spacing w:val="60"/>
           <w:sz w:val="28"/>
         </w:rPr>
         <w:t>ДОГОВОР ПОСТАВКИ ОБОРУДОВАНИЯ № 47</w:t>
@@ -228,17 +229,14 @@
         <w:ind w:left="425" w:firstLine="0"/>
         <w:jc w:val="left"/>
       </w:pPr>
-      <w:hyperlink w:anchor="D1">
-        <w:r>
-          <w:rPr>
-            <w:rFonts w:ascii="PT Serif" w:hAnsi="PT Serif" w:cs="PT Serif"/>
-            <w:color w:val="000000"/>
-            <w:sz w:val="24"/>
-            <w:u w:val="none"/>
-          </w:rPr>
-          <w:t xml:space="preserve">1. Предмет</w:t>
-        </w:r>
-      </w:hyperlink>
+      <w:r>
+        <w:rPr>
+          <w:rFonts w:ascii="PT Serif" w:hAnsi="PT Serif"/>
+          <w:b w:val="0"/>
+          <w:sz w:val="24"/>
+        </w:rPr>
+        <w:t>1. Предмет</w:t>
+      </w:r>
     </w:p>
     <w:p>
       <w:pPr>
@@ -246,17 +244,14 @@
         <w:ind w:left="425" w:firstLine="0"/>
         <w:jc w:val="left"/>
       </w:pPr>
-      <w:hyperlink w:anchor="D2">
-        <w:r>
-          <w:rPr>
-            <w:rFonts w:ascii="PT Serif" w:hAnsi="PT Serif" w:cs="PT Serif"/>
-            <w:color w:val="000000"/>
-            <w:sz w:val="24"/>
-            <w:u w:val="none"/>
-          </w:rPr>
-          <w:t xml:space="preserve">2. Цена и оплата</w:t>
-        </w:r>
-      </w:hyperlink>
+      <w:r>
+        <w:rPr>
+          <w:rFonts w:ascii="PT Serif" w:hAnsi="PT Serif"/>
+          <w:b w:val="0"/>
+          <w:sz w:val="24"/>
+        </w:rPr>
+        <w:t>2. Цена и оплата</w:t>
+      </w:r>
     </w:p>
     <w:p>
       <w:pPr>
@@ -264,17 +259,14 @@
         <w:ind w:left="425" w:firstLine="0"/>
         <w:jc w:val="left"/>
       </w:pPr>
-      <w:hyperlink w:anchor="D3">
-        <w:r>
-          <w:rPr>
-            <w:rFonts w:ascii="PT Serif" w:hAnsi="PT Serif" w:cs="PT Serif"/>
-            <w:color w:val="000000"/>
-            <w:sz w:val="24"/>
-            <w:u w:val="none"/>
-          </w:rPr>
-          <w:t xml:space="preserve">3. Сроки и порядок поставки</w:t>
-        </w:r>
-      </w:hyperlink>
+      <w:r>
+        <w:rPr>
+          <w:rFonts w:ascii="PT Serif" w:hAnsi="PT Serif"/>
+          <w:b w:val="0"/>
+          <w:sz w:val="24"/>
+        </w:rPr>
+        <w:t>3. Сроки и порядок поставки</w:t>
+      </w:r>
     </w:p>
     <w:p>
       <w:pPr>
@@ -282,17 +274,14 @@
         <w:ind w:left="425" w:firstLine="0"/>
         <w:jc w:val="left"/>
       </w:pPr>
-      <w:hyperlink w:anchor="D4">
-        <w:r>
-          <w:rPr>
-            <w:rFonts w:ascii="PT Serif" w:hAnsi="PT Serif" w:cs="PT Serif"/>
-            <w:color w:val="000000"/>
-            <w:sz w:val="24"/>
-            <w:u w:val="none"/>
-          </w:rPr>
-          <w:t xml:space="preserve">4. Приемка</w:t>
-        </w:r>
-      </w:hyperlink>
+      <w:r>
+        <w:rPr>
+          <w:rFonts w:ascii="PT Serif" w:hAnsi="PT Serif"/>
+          <w:b w:val="0"/>
+          <w:sz w:val="24"/>
+        </w:rPr>
+        <w:t>4. Приемка</w:t>
+      </w:r>
     </w:p>
     <w:p>
       <w:pPr>
@@ -300,17 +289,14 @@
         <w:ind w:left="425" w:firstLine="0"/>
         <w:jc w:val="left"/>
       </w:pPr>
-      <w:hyperlink w:anchor="D5">
-        <w:r>
-          <w:rPr>
-            <w:rFonts w:ascii="PT Serif" w:hAnsi="PT Serif" w:cs="PT Serif"/>
-            <w:color w:val="000000"/>
-            <w:sz w:val="24"/>
-            <w:u w:val="none"/>
-          </w:rPr>
-          <w:t xml:space="preserve">5. Ответственность</w:t>
-        </w:r>
-      </w:hyperlink>
+      <w:r>
+        <w:rPr>
+          <w:rFonts w:ascii="PT Serif" w:hAnsi="PT Serif"/>
+          <w:b w:val="0"/>
+          <w:sz w:val="24"/>
+        </w:rPr>
+        <w:t>5. Ответственность</w:t>
+      </w:r>
     </w:p>
     <w:p>
       <w:pPr>
@@ -318,17 +304,14 @@
         <w:ind w:left="425" w:firstLine="0"/>
         <w:jc w:val="left"/>
       </w:pPr>
-      <w:hyperlink w:anchor="D6">
-        <w:r>
-          <w:rPr>
-            <w:rFonts w:ascii="PT Serif" w:hAnsi="PT Serif" w:cs="PT Serif"/>
-            <w:color w:val="000000"/>
-            <w:sz w:val="24"/>
-            <w:u w:val="none"/>
-          </w:rPr>
-          <w:t xml:space="preserve">6. Условия, требующие отдельного внимания</w:t>
-        </w:r>
-      </w:hyperlink>
+      <w:r>
+        <w:rPr>
+          <w:rFonts w:ascii="PT Serif" w:hAnsi="PT Serif"/>
+          <w:b w:val="0"/>
+          <w:sz w:val="24"/>
+        </w:rPr>
+        <w:t>6. Условия, требующие отдельного внимания</w:t>
+      </w:r>
     </w:p>
     <w:p/>
     <w:p>
@@ -942,18 +925,13 @@
     </w:p>
     <w:p>
       <w:pPr>
+        <w:numPr>
+          <w:ilvl w:val="0"/>
+          <w:numId w:val="10"/>
+        </w:numPr>
         <w:spacing w:after="120"/>
-        <w:ind w:left="624" w:hanging="624"/>
         <w:jc w:val="both"/>
       </w:pPr>
-      <w:r>
-        <w:rPr>
-          <w:rFonts w:ascii="PT Serif" w:hAnsi="PT Serif"/>
-          <w:b/>
-          <w:sz w:val="24"/>
-        </w:rPr>
-        <w:t xml:space="preserve">1.1. </w:t>
-      </w:r>
       <w:r>
         <w:rPr>
           <w:rFonts w:ascii="PT Serif" w:hAnsi="PT Serif"/>
@@ -965,18 +943,13 @@
     </w:p>
     <w:p>
       <w:pPr>
+        <w:numPr>
+          <w:ilvl w:val="0"/>
+          <w:numId w:val="10"/>
+        </w:numPr>
         <w:spacing w:after="120"/>
-        <w:ind w:left="624" w:hanging="624"/>
         <w:jc w:val="both"/>
       </w:pPr>
-      <w:r>
-        <w:rPr>
-          <w:rFonts w:ascii="PT Serif" w:hAnsi="PT Serif"/>
-          <w:b/>
-          <w:sz w:val="24"/>
-        </w:rPr>
-        <w:t xml:space="preserve">1.2. </w:t>
-      </w:r>
       <w:r>
         <w:rPr>
           <w:rFonts w:ascii="PT Serif" w:hAnsi="PT Serif"/>
@@ -1004,18 +977,13 @@
     </w:p>
     <w:p>
       <w:pPr>
+        <w:numPr>
+          <w:ilvl w:val="0"/>
+          <w:numId w:val="10"/>
+        </w:numPr>
         <w:spacing w:after="120"/>
-        <w:ind w:left="624" w:hanging="624"/>
         <w:jc w:val="both"/>
       </w:pPr>
-      <w:r>
-        <w:rPr>
-          <w:rFonts w:ascii="PT Serif" w:hAnsi="PT Serif"/>
-          <w:b/>
-          <w:sz w:val="24"/>
-        </w:rPr>
-        <w:t xml:space="preserve">2.1. </w:t>
-      </w:r>
       <w:r>
         <w:rPr>
           <w:rFonts w:ascii="PT Serif" w:hAnsi="PT Serif"/>
@@ -1043,18 +1011,13 @@
     </w:p>
     <w:p>
       <w:pPr>
+        <w:numPr>
+          <w:ilvl w:val="0"/>
+          <w:numId w:val="10"/>
+        </w:numPr>
         <w:spacing w:after="120"/>
-        <w:ind w:left="624" w:hanging="624"/>
         <w:jc w:val="both"/>
       </w:pPr>
-      <w:r>
-        <w:rPr>
-          <w:rFonts w:ascii="PT Serif" w:hAnsi="PT Serif"/>
-          <w:b/>
-          <w:sz w:val="24"/>
-        </w:rPr>
-        <w:t xml:space="preserve">2.2. </w:t>
-      </w:r>
       <w:r>
         <w:rPr>
           <w:rFonts w:ascii="PT Serif" w:hAnsi="PT Serif"/>
@@ -1066,18 +1029,13 @@
     </w:p>
     <w:p>
       <w:pPr>
+        <w:numPr>
+          <w:ilvl w:val="0"/>
+          <w:numId w:val="10"/>
+        </w:numPr>
         <w:spacing w:after="120"/>
-        <w:ind w:left="624" w:hanging="624"/>
         <w:jc w:val="both"/>
       </w:pPr>
-      <w:r>
-        <w:rPr>
-          <w:rFonts w:ascii="PT Serif" w:hAnsi="PT Serif"/>
-          <w:b/>
-          <w:sz w:val="24"/>
-        </w:rPr>
-        <w:t xml:space="preserve">2.3. </w:t>
-      </w:r>
       <w:r>
         <w:rPr>
           <w:rFonts w:ascii="PT Serif" w:hAnsi="PT Serif"/>
@@ -1105,18 +1063,13 @@
     </w:p>
     <w:p>
       <w:pPr>
+        <w:numPr>
+          <w:ilvl w:val="0"/>
+          <w:numId w:val="10"/>
+        </w:numPr>
         <w:spacing w:after="120"/>
-        <w:ind w:left="624" w:hanging="624"/>
         <w:jc w:val="both"/>
       </w:pPr>
-      <w:r>
-        <w:rPr>
-          <w:rFonts w:ascii="PT Serif" w:hAnsi="PT Serif"/>
-          <w:b/>
-          <w:sz w:val="24"/>
-        </w:rPr>
-        <w:t xml:space="preserve">3.1. </w:t>
-      </w:r>
       <w:r>
         <w:rPr>
           <w:rFonts w:ascii="PT Serif" w:hAnsi="PT Serif"/>
@@ -1128,18 +1081,13 @@
     </w:p>
     <w:p>
       <w:pPr>
+        <w:numPr>
+          <w:ilvl w:val="0"/>
+          <w:numId w:val="10"/>
+        </w:numPr>
         <w:spacing w:after="120"/>
-        <w:ind w:left="624" w:hanging="624"/>
         <w:jc w:val="both"/>
       </w:pPr>
-      <w:r>
-        <w:rPr>
-          <w:rFonts w:ascii="PT Serif" w:hAnsi="PT Serif"/>
-          <w:b/>
-          <w:sz w:val="24"/>
-        </w:rPr>
-        <w:t xml:space="preserve">3.2. </w:t>
-      </w:r>
       <w:r>
         <w:rPr>
           <w:rFonts w:ascii="PT Serif" w:hAnsi="PT Serif"/>
@@ -1167,18 +1115,13 @@
     </w:p>
     <w:p>
       <w:pPr>
+        <w:numPr>
+          <w:ilvl w:val="0"/>
+          <w:numId w:val="10"/>
+        </w:numPr>
         <w:spacing w:after="120"/>
-        <w:ind w:left="624" w:hanging="624"/>
         <w:jc w:val="both"/>
       </w:pPr>
-      <w:r>
-        <w:rPr>
-          <w:rFonts w:ascii="PT Serif" w:hAnsi="PT Serif"/>
-          <w:b/>
-          <w:sz w:val="24"/>
-        </w:rPr>
-        <w:t xml:space="preserve">4.1. </w:t>
-      </w:r>
       <w:r>
         <w:rPr>
           <w:rFonts w:ascii="PT Serif" w:hAnsi="PT Serif"/>
@@ -1316,18 +1259,13 @@
     </w:p>
     <w:p>
       <w:pPr>
+        <w:numPr>
+          <w:ilvl w:val="0"/>
+          <w:numId w:val="10"/>
+        </w:numPr>
         <w:spacing w:after="120"/>
-        <w:ind w:left="624" w:hanging="624"/>
         <w:jc w:val="both"/>
       </w:pPr>
-      <w:r>
-        <w:rPr>
-          <w:rFonts w:ascii="PT Serif" w:hAnsi="PT Serif"/>
-          <w:b/>
-          <w:sz w:val="24"/>
-        </w:rPr>
-        <w:t xml:space="preserve">5.1. </w:t>
-      </w:r>
       <w:r>
         <w:rPr>
           <w:rFonts w:ascii="PT Serif" w:hAnsi="PT Serif"/>
@@ -1371,18 +1309,13 @@
     </w:p>
     <w:p>
       <w:pPr>
+        <w:numPr>
+          <w:ilvl w:val="0"/>
+          <w:numId w:val="10"/>
+        </w:numPr>
         <w:spacing w:after="120"/>
-        <w:ind w:left="624" w:hanging="624"/>
         <w:jc w:val="both"/>
       </w:pPr>
-      <w:r>
-        <w:rPr>
-          <w:rFonts w:ascii="PT Serif" w:hAnsi="PT Serif"/>
-          <w:b/>
-          <w:sz w:val="24"/>
-        </w:rPr>
-        <w:t xml:space="preserve">5.2. </w:t>
-      </w:r>
       <w:r>
         <w:rPr>
           <w:rFonts w:ascii="PT Serif" w:hAnsi="PT Serif"/>
@@ -1936,6 +1869,26 @@
       </w:rPr>
     </w:lvl>
   </w:abstractNum>
+  <w:abstractNum w:abstractNumId="10">
+    <w:nsid w:val="7A00000A"/>
+    <w:multiLevelType w:val="singleLevel"/>
+    <w:tmpl w:val="5B00000A"/>
+    <w:lvl w:ilvl="0">
+      <w:start w:val="1"/>
+      <w:numFmt w:val="decimal"/>
+      <w:lvlText w:val="%1."/>
+      <w:lvlJc w:val="left"/>
+      <w:pPr>
+        <w:tabs>
+          <w:tab w:val="num" w:pos="624"/>
+        </w:tabs>
+        <w:ind w:left="624" w:hanging="624"/>
+      </w:pPr>
+      <w:rPr>
+        <w:rFonts w:ascii="PT Serif" w:hAnsi="PT Serif" w:cs="PT Serif" w:hint="default"/>
+      </w:rPr>
+    </w:lvl>
+  </w:abstractNum>
   <w:num w:numId="1">
     <w:abstractNumId w:val="8"/>
   </w:num>
@@ -1962,6 +1915,9 @@
   </w:num>
   <w:num w:numId="9">
     <w:abstractNumId w:val="0"/>
+  </w:num>
+  <w:num w:numId="10">
+    <w:abstractNumId w:val="10"/>
   </w:num>
 </w:numbering>
 </file>

--- a/knowledge/legal-design/samples/obrazets_dogovor.docx
+++ b/knowledge/legal-design/samples/obrazets_dogovor.docx
@@ -9,7 +9,7 @@
       </w:pPr>
       <w:r>
         <w:rPr>
-          <w:rFonts w:ascii="Playfair Display" w:hAnsi="Playfair Display"/>
+          <w:rFonts w:ascii="PT Serif" w:hAnsi="PT Serif"/>
           <w:b/>
           <w:spacing w:val="60"/>
           <w:sz w:val="28"/>
@@ -24,7 +24,7 @@
       </w:pPr>
       <w:r>
         <w:rPr>
-          <w:rFonts w:ascii="Golos Text" w:hAnsi="Golos Text"/>
+          <w:rFonts w:ascii="PT Serif" w:hAnsi="PT Serif"/>
           <w:b/>
           <w:sz w:val="26"/>
         </w:rPr>
@@ -38,7 +38,7 @@
       </w:pPr>
       <w:r>
         <w:rPr>
-          <w:rFonts w:ascii="Golos Text" w:hAnsi="Golos Text"/>
+          <w:rFonts w:ascii="PT Serif" w:hAnsi="PT Serif"/>
           <w:b/>
           <w:sz w:val="24"/>
         </w:rPr>
@@ -216,7 +216,7 @@
       </w:pPr>
       <w:r>
         <w:rPr>
-          <w:rFonts w:ascii="Golos Text" w:hAnsi="Golos Text"/>
+          <w:rFonts w:ascii="PT Serif" w:hAnsi="PT Serif"/>
           <w:b/>
           <w:sz w:val="24"/>
         </w:rPr>
@@ -321,7 +321,7 @@
       </w:pPr>
       <w:r>
         <w:rPr>
-          <w:rFonts w:ascii="Golos Text" w:hAnsi="Golos Text"/>
+          <w:rFonts w:ascii="PT Serif" w:hAnsi="PT Serif"/>
           <w:b/>
           <w:sz w:val="24"/>
         </w:rPr>
@@ -369,7 +369,7 @@
             </w:pPr>
             <w:r>
               <w:rPr>
-                <w:rFonts w:ascii="Golos Text" w:hAnsi="Golos Text"/>
+                <w:rFonts w:ascii="PT Serif" w:hAnsi="PT Serif"/>
                 <w:b/>
                 <w:sz w:val="22"/>
               </w:rPr>
@@ -390,7 +390,7 @@
             </w:pPr>
             <w:r>
               <w:rPr>
-                <w:rFonts w:ascii="Golos Text" w:hAnsi="Golos Text"/>
+                <w:rFonts w:ascii="PT Serif" w:hAnsi="PT Serif"/>
                 <w:b/>
                 <w:sz w:val="22"/>
               </w:rPr>
@@ -411,7 +411,7 @@
             </w:pPr>
             <w:r>
               <w:rPr>
-                <w:rFonts w:ascii="Golos Text" w:hAnsi="Golos Text"/>
+                <w:rFonts w:ascii="PT Serif" w:hAnsi="PT Serif"/>
                 <w:b/>
                 <w:sz w:val="22"/>
               </w:rPr>
@@ -432,7 +432,7 @@
             </w:pPr>
             <w:r>
               <w:rPr>
-                <w:rFonts w:ascii="Golos Text" w:hAnsi="Golos Text"/>
+                <w:rFonts w:ascii="PT Serif" w:hAnsi="PT Serif"/>
                 <w:b/>
                 <w:sz w:val="22"/>
               </w:rPr>
@@ -915,7 +915,7 @@
       </w:pPr>
       <w:r>
         <w:rPr>
-          <w:rFonts w:ascii="Golos Text" w:hAnsi="Golos Text"/>
+          <w:rFonts w:ascii="PT Serif" w:hAnsi="PT Serif"/>
           <w:b/>
           <w:sz w:val="24"/>
         </w:rPr>
@@ -967,7 +967,7 @@
       </w:pPr>
       <w:r>
         <w:rPr>
-          <w:rFonts w:ascii="Golos Text" w:hAnsi="Golos Text"/>
+          <w:rFonts w:ascii="PT Serif" w:hAnsi="PT Serif"/>
           <w:b/>
           <w:sz w:val="24"/>
         </w:rPr>
@@ -1053,7 +1053,7 @@
       </w:pPr>
       <w:r>
         <w:rPr>
-          <w:rFonts w:ascii="Golos Text" w:hAnsi="Golos Text"/>
+          <w:rFonts w:ascii="PT Serif" w:hAnsi="PT Serif"/>
           <w:b/>
           <w:sz w:val="24"/>
         </w:rPr>
@@ -1105,7 +1105,7 @@
       </w:pPr>
       <w:r>
         <w:rPr>
-          <w:rFonts w:ascii="Golos Text" w:hAnsi="Golos Text"/>
+          <w:rFonts w:ascii="PT Serif" w:hAnsi="PT Serif"/>
           <w:b/>
           <w:sz w:val="24"/>
         </w:rPr>
@@ -1249,7 +1249,7 @@
       </w:pPr>
       <w:r>
         <w:rPr>
-          <w:rFonts w:ascii="Golos Text" w:hAnsi="Golos Text"/>
+          <w:rFonts w:ascii="PT Serif" w:hAnsi="PT Serif"/>
           <w:b/>
           <w:sz w:val="24"/>
         </w:rPr>
@@ -1333,7 +1333,7 @@
       </w:pPr>
       <w:r>
         <w:rPr>
-          <w:rFonts w:ascii="Golos Text" w:hAnsi="Golos Text"/>
+          <w:rFonts w:ascii="PT Serif" w:hAnsi="PT Serif"/>
           <w:b/>
           <w:sz w:val="24"/>
         </w:rPr>
@@ -1459,7 +1459,7 @@
       </w:pPr>
       <w:r>
         <w:rPr>
-          <w:rFonts w:ascii="Golos Text" w:hAnsi="Golos Text"/>
+          <w:rFonts w:ascii="PT Serif" w:hAnsi="PT Serif"/>
           <w:b/>
           <w:sz w:val="24"/>
         </w:rPr>
@@ -1503,7 +1503,7 @@
             </w:pPr>
             <w:r>
               <w:rPr>
-                <w:rFonts w:ascii="Golos Text" w:hAnsi="Golos Text"/>
+                <w:rFonts w:ascii="PT Serif" w:hAnsi="PT Serif"/>
                 <w:b/>
                 <w:sz w:val="22"/>
               </w:rPr>
@@ -1524,7 +1524,7 @@
             </w:pPr>
             <w:r>
               <w:rPr>
-                <w:rFonts w:ascii="Golos Text" w:hAnsi="Golos Text"/>
+                <w:rFonts w:ascii="PT Serif" w:hAnsi="PT Serif"/>
                 <w:b/>
                 <w:sz w:val="22"/>
               </w:rPr>
@@ -1638,7 +1638,6 @@
     </w:p>
     <w:sectPr>
       <w:footerReference w:type="default" r:id="rId10"/>
-      <w:headerReference w:type="default" r:id="rId11"/>
       <w:pgSz w:w="11906" w:h="16838"/>
       <w:pgMar w:top="1134" w:right="1134" w:bottom="1134" w:left="1417" w:header="720" w:footer="720" w:gutter="0"/>
       <w:cols w:space="720"/>
@@ -1660,24 +1659,18 @@
       <w:rPr>
         <w:rFonts w:ascii="PT Serif" w:hAnsi="PT Serif"/>
         <w:b w:val="0"/>
-        <w:sz w:val="18"/>
+        <w:sz w:val="22"/>
       </w:rPr>
       <w:t>Образец. Фактура вымышлена, реквизиты недействительны.</w:t>
     </w:r>
   </w:p>
-</w:ftr>
-</file>
-
-<file path=word/header1.xml><?xml version="1.0" encoding="utf-8"?>
-<w:hdr xmlns:m="http://schemas.openxmlformats.org/officeDocument/2006/math" xmlns:mc="http://schemas.openxmlformats.org/markup-compatibility/2006" xmlns:mo="http://schemas.microsoft.com/office/mac/office/2008/main" xmlns:mv="urn:schemas-microsoft-com:mac:vml" xmlns:o="urn:schemas-microsoft-com:office:office" xmlns:r="http://schemas.openxmlformats.org/officeDocument/2006/relationships" xmlns:v="urn:schemas-microsoft-com:vml" xmlns:w10="urn:schemas-microsoft-com:office:word" xmlns:w14="http://schemas.microsoft.com/office/word/2010/wordml" xmlns:w="http://schemas.openxmlformats.org/wordprocessingml/2006/main" xmlns:wne="http://schemas.microsoft.com/office/word/2006/wordml" xmlns:wp14="http://schemas.microsoft.com/office/word/2010/wordprocessingDrawing" xmlns:wp="http://schemas.openxmlformats.org/drawingml/2006/wordprocessingDrawing" xmlns:wpc="http://schemas.microsoft.com/office/word/2010/wordprocessingCanvas" xmlns:wpg="http://schemas.microsoft.com/office/word/2010/wordprocessingGroup" xmlns:wpi="http://schemas.microsoft.com/office/word/2010/wordprocessingInk" xmlns:wps="http://schemas.microsoft.com/office/word/2010/wordprocessingShape" mc:Ignorable="w14 wp14">
   <w:p>
     <w:pPr>
-      <w:pStyle w:val="Header"/>
       <w:jc w:val="center"/>
     </w:pPr>
     <w:r>
       <w:rPr>
-        <w:rFonts w:ascii="Golos Text" w:hAnsi="Golos Text"/>
+        <w:rFonts w:ascii="PT Serif" w:hAnsi="PT Serif"/>
         <w:b w:val="0"/>
         <w:sz w:val="24"/>
       </w:rPr>
@@ -1685,7 +1678,7 @@
     <w:fldSimple w:instr=" PAGE ">
       <w:r>
         <w:rPr>
-          <w:rFonts w:ascii="Golos Text" w:hAnsi="Golos Text"/>
+          <w:rFonts w:ascii="PT Serif" w:hAnsi="PT Serif"/>
           <w:b w:val="0"/>
           <w:sz w:val="24"/>
         </w:rPr>
@@ -1693,7 +1686,7 @@
       </w:r>
     </w:fldSimple>
   </w:p>
-</w:hdr>
+</w:ftr>
 </file>
 
 <file path=word/numbering.xml><?xml version="1.0" encoding="utf-8"?>
